--- a/testakten/sanierungsgewinn-insolvenzplan-grossbach-druckguss-erfurt-2026/12_fg_koeln_12k1413_25_anwendbarkeit_memo.docx
+++ b/testakten/sanierungsgewinn-insolvenzplan-grossbach-druckguss-erfurt-2026/12_fg_koeln_12k1413_25_anwendbarkeit_memo.docx
@@ -5,6 +5,7 @@
     <w:p>
       <w:pPr>
         <w:pStyle w:val="Heading1"/>
+        <w:spacing w:line="259" w:lineRule="auto" w:after="60"/>
       </w:pPr>
       <w:r>
         <w:rPr>
@@ -15,20 +16,29 @@
     </w:p>
     <w:p>
       <w:pPr>
+        <w:spacing w:before="120" w:after="60" w:line="259" w:lineRule="auto"/>
         <w:jc w:val="left"/>
       </w:pPr>
       <w:r>
         <w:rPr>
+          <w:rFonts w:ascii="Times New Roman" w:hAnsi="Times New Roman"/>
           <w:b/>
+          <w:sz w:val="22"/>
         </w:rPr>
         <w:t>Verfasser:</w:t>
       </w:r>
       <w:r>
+        <w:rPr>
+          <w:rFonts w:ascii="Times New Roman" w:hAnsi="Times New Roman"/>
+          <w:b/>
+          <w:sz w:val="22"/>
+        </w:rPr>
         <w:t xml:space="preserve"> RA Dr. Maximilian Drosselberg, Sozietät Drosselberg &amp; Partner</w:t>
       </w:r>
     </w:p>
     <w:p>
       <w:pPr>
+        <w:spacing w:line="259" w:lineRule="auto" w:after="60"/>
         <w:jc w:val="left"/>
       </w:pPr>
       <w:r>
@@ -43,31 +53,45 @@
     </w:p>
     <w:p>
       <w:pPr>
+        <w:spacing w:before="120" w:after="60" w:line="259" w:lineRule="auto"/>
         <w:jc w:val="left"/>
       </w:pPr>
       <w:r>
         <w:rPr>
-          <w:b/>
+          <w:rFonts w:ascii="Times New Roman" w:hAnsi="Times New Roman"/>
+          <w:b w:val="0"/>
+          <w:i w:val="0"/>
+          <w:sz w:val="22"/>
         </w:rPr>
         <w:t>Datum:</w:t>
       </w:r>
       <w:r>
+        <w:rPr>
+          <w:rFonts w:ascii="Times New Roman" w:hAnsi="Times New Roman"/>
+          <w:b w:val="0"/>
+          <w:i w:val="0"/>
+          <w:sz w:val="22"/>
+        </w:rPr>
         <w:t xml:space="preserve"> 11.07.2026</w:t>
       </w:r>
     </w:p>
     <w:p>
       <w:pPr>
         <w:pStyle w:val="Heading2"/>
+        <w:spacing w:before="120" w:after="60" w:line="259" w:lineRule="auto"/>
       </w:pPr>
       <w:r>
         <w:rPr>
           <w:rFonts w:ascii="Times New Roman" w:hAnsi="Times New Roman"/>
+          <w:b/>
+          <w:sz w:val="22"/>
         </w:rPr>
         <w:t>I. Gegenstand</w:t>
       </w:r>
     </w:p>
     <w:p>
       <w:pPr>
+        <w:spacing w:line="259" w:lineRule="auto" w:after="60"/>
         <w:jc w:val="left"/>
       </w:pPr>
       <w:r>
@@ -77,6 +101,7 @@
     <w:p>
       <w:pPr>
         <w:pStyle w:val="Heading2"/>
+        <w:spacing w:line="259" w:lineRule="auto" w:after="60"/>
       </w:pPr>
       <w:r>
         <w:rPr>
@@ -431,6 +456,7 @@
     <w:p>
       <w:pPr>
         <w:pStyle w:val="Heading2"/>
+        <w:spacing w:line="259" w:lineRule="auto" w:after="60"/>
       </w:pPr>
       <w:r>
         <w:rPr>
@@ -442,6 +468,7 @@
     <w:p>
       <w:pPr>
         <w:pStyle w:val="ListNumber"/>
+        <w:spacing w:line="259" w:lineRule="auto" w:after="60"/>
       </w:pPr>
       <w:r>
         <w:t>§ 3a Abs. 4 EStG räumt dem Steuerpflichtigen ein Antragsrecht ein. Die Bindungswirkung tritt mit Antragsstellung ein.</w:t>
@@ -450,6 +477,7 @@
     <w:p>
       <w:pPr>
         <w:pStyle w:val="ListNumber"/>
+        <w:spacing w:line="259" w:lineRule="auto" w:after="60"/>
       </w:pPr>
       <w:r>
         <w:t xml:space="preserve">Die Voraussetzungen des § 3a Abs. 2 EStG (unternehmensbezogene Sanierung) müssen zum </w:t>
@@ -467,6 +495,7 @@
     <w:p>
       <w:pPr>
         <w:pStyle w:val="ListNumber"/>
+        <w:spacing w:line="259" w:lineRule="auto" w:after="60"/>
       </w:pPr>
       <w:r>
         <w:t xml:space="preserve">Wird der Antrag erst nach Bestätigung des Insolvenzplans gestellt, sind die Voraussetzungen aus der </w:t>
@@ -484,6 +513,7 @@
     <w:p>
       <w:pPr>
         <w:pStyle w:val="ListNumber"/>
+        <w:spacing w:line="259" w:lineRule="auto" w:after="60"/>
       </w:pPr>
       <w:r>
         <w:rPr>
@@ -507,6 +537,7 @@
     <w:p>
       <w:pPr>
         <w:pStyle w:val="ListNumber"/>
+        <w:spacing w:line="259" w:lineRule="auto" w:after="60"/>
       </w:pPr>
       <w:r>
         <w:t>Im Streitfall hatte die Klägerin den Antrag erst 14 Monate nach Plan-Bestätigung gestellt. Das FG Koeln hielt diese Verzögerung für schädlich, ohne genaue Frist zu bestimmen. Es sah die Gläubigerausschuss-Beschlüsse aus der Plan-Phase nicht mehr als hinreichende Sanierungsabsicht-Dokumentation an.</w:t>
@@ -515,6 +546,7 @@
     <w:p>
       <w:pPr>
         <w:pStyle w:val="Heading2"/>
+        <w:spacing w:line="259" w:lineRule="auto" w:after="60"/>
       </w:pPr>
       <w:r>
         <w:rPr>
@@ -526,6 +558,7 @@
     <w:p>
       <w:pPr>
         <w:pStyle w:val="Heading3"/>
+        <w:spacing w:line="259" w:lineRule="auto" w:after="60"/>
       </w:pPr>
       <w:r>
         <w:rPr>
@@ -771,6 +804,7 @@
     </w:tbl>
     <w:p>
       <w:pPr>
+        <w:spacing w:line="259" w:lineRule="auto" w:after="60"/>
         <w:jc w:val="left"/>
       </w:pPr>
       <w:r>
@@ -795,6 +829,7 @@
     <w:p>
       <w:pPr>
         <w:pStyle w:val="Heading3"/>
+        <w:spacing w:line="259" w:lineRule="auto" w:after="60"/>
       </w:pPr>
       <w:r>
         <w:rPr>
@@ -968,6 +1003,7 @@
     </w:tbl>
     <w:p>
       <w:pPr>
+        <w:spacing w:line="259" w:lineRule="auto" w:after="60"/>
         <w:jc w:val="left"/>
       </w:pPr>
       <w:r>
@@ -995,6 +1031,7 @@
     <w:p>
       <w:pPr>
         <w:pStyle w:val="Heading3"/>
+        <w:spacing w:line="259" w:lineRule="auto" w:after="60"/>
       </w:pPr>
       <w:r>
         <w:rPr>
@@ -1005,6 +1042,7 @@
     </w:p>
     <w:p>
       <w:pPr>
+        <w:spacing w:line="259" w:lineRule="auto" w:after="60"/>
         <w:jc w:val="left"/>
       </w:pPr>
       <w:r>
@@ -1013,6 +1051,7 @@
     </w:p>
     <w:p>
       <w:pPr>
+        <w:spacing w:line="259" w:lineRule="auto" w:after="60"/>
         <w:ind w:left="567"/>
       </w:pPr>
       <w:r>
@@ -1024,11 +1063,13 @@
     </w:p>
     <w:p>
       <w:pPr>
+        <w:spacing w:line="259" w:lineRule="auto" w:after="60"/>
         <w:ind w:left="567"/>
       </w:pPr>
     </w:p>
     <w:p>
       <w:pPr>
+        <w:spacing w:line="259" w:lineRule="auto" w:after="60"/>
         <w:ind w:left="567"/>
       </w:pPr>
       <w:r>
@@ -1053,6 +1094,7 @@
     </w:p>
     <w:p>
       <w:pPr>
+        <w:spacing w:line="259" w:lineRule="auto" w:after="60"/>
         <w:ind w:left="567"/>
       </w:pPr>
       <w:r>
@@ -1090,11 +1132,13 @@
     </w:p>
     <w:p>
       <w:pPr>
+        <w:spacing w:line="259" w:lineRule="auto" w:after="60"/>
         <w:ind w:left="567"/>
       </w:pPr>
     </w:p>
     <w:p>
       <w:pPr>
+        <w:spacing w:line="259" w:lineRule="auto" w:after="60"/>
         <w:ind w:left="567"/>
       </w:pPr>
       <w:r>
@@ -1107,6 +1151,7 @@
     <w:p>
       <w:pPr>
         <w:pStyle w:val="Heading3"/>
+        <w:spacing w:line="259" w:lineRule="auto" w:after="60"/>
       </w:pPr>
       <w:r>
         <w:rPr>
@@ -1118,6 +1163,7 @@
     <w:p>
       <w:pPr>
         <w:pStyle w:val="ListBullet"/>
+        <w:spacing w:line="259" w:lineRule="auto" w:after="60"/>
       </w:pPr>
       <w:r>
         <w:rPr>
@@ -1132,6 +1178,7 @@
     <w:p>
       <w:pPr>
         <w:pStyle w:val="ListBullet"/>
+        <w:spacing w:line="259" w:lineRule="auto" w:after="60"/>
       </w:pPr>
       <w:r>
         <w:rPr>
@@ -1146,6 +1193,7 @@
     <w:p>
       <w:pPr>
         <w:pStyle w:val="ListBullet"/>
+        <w:spacing w:line="259" w:lineRule="auto" w:after="60"/>
       </w:pPr>
       <w:r>
         <w:rPr>
@@ -1160,6 +1208,7 @@
     <w:p>
       <w:pPr>
         <w:pStyle w:val="ListBullet"/>
+        <w:spacing w:line="259" w:lineRule="auto" w:after="60"/>
       </w:pPr>
       <w:r>
         <w:rPr>
@@ -1174,6 +1223,7 @@
     <w:p>
       <w:pPr>
         <w:pStyle w:val="Heading2"/>
+        <w:spacing w:line="259" w:lineRule="auto" w:after="60"/>
       </w:pPr>
       <w:r>
         <w:rPr>
@@ -1185,6 +1235,7 @@
     <w:p>
       <w:pPr>
         <w:pStyle w:val="ListNumber"/>
+        <w:spacing w:line="259" w:lineRule="auto" w:after="60"/>
       </w:pPr>
       <w:r>
         <w:rPr>
@@ -1199,6 +1250,7 @@
     <w:p>
       <w:pPr>
         <w:pStyle w:val="ListNumber"/>
+        <w:spacing w:line="259" w:lineRule="auto" w:after="60"/>
       </w:pPr>
       <w:r>
         <w:rPr>
@@ -1213,6 +1265,7 @@
     <w:p>
       <w:pPr>
         <w:pStyle w:val="ListNumber"/>
+        <w:spacing w:line="259" w:lineRule="auto" w:after="60"/>
       </w:pPr>
       <w:r>
         <w:rPr>
@@ -1227,6 +1280,7 @@
     <w:p>
       <w:pPr>
         <w:pStyle w:val="ListNumber"/>
+        <w:spacing w:line="259" w:lineRule="auto" w:after="60"/>
       </w:pPr>
       <w:r>
         <w:rPr>
@@ -1241,6 +1295,7 @@
     <w:p>
       <w:pPr>
         <w:pStyle w:val="ListNumber"/>
+        <w:spacing w:line="259" w:lineRule="auto" w:after="60"/>
       </w:pPr>
       <w:r>
         <w:rPr>
@@ -1255,6 +1310,7 @@
     <w:p>
       <w:pPr>
         <w:pStyle w:val="Heading2"/>
+        <w:spacing w:line="259" w:lineRule="auto" w:after="60"/>
       </w:pPr>
       <w:r>
         <w:rPr>
@@ -1265,6 +1321,7 @@
     </w:p>
     <w:p>
       <w:pPr>
+        <w:spacing w:line="259" w:lineRule="auto" w:after="60"/>
         <w:jc w:val="left"/>
       </w:pPr>
       <w:r>
@@ -1282,6 +1339,7 @@
     </w:p>
     <w:p>
       <w:pPr>
+        <w:spacing w:line="259" w:lineRule="auto" w:after="60"/>
         <w:ind w:left="567"/>
       </w:pPr>
       <w:r>
@@ -1293,6 +1351,7 @@
     </w:p>
     <w:p>
       <w:pPr>
+        <w:spacing w:line="259" w:lineRule="auto" w:after="60"/>
         <w:jc w:val="left"/>
       </w:pPr>
       <w:r>
@@ -1302,6 +1361,7 @@
     <w:p>
       <w:pPr>
         <w:pStyle w:val="Heading2"/>
+        <w:spacing w:line="259" w:lineRule="auto" w:after="60"/>
       </w:pPr>
       <w:r>
         <w:rPr>
@@ -1312,6 +1372,7 @@
     </w:p>
     <w:p>
       <w:pPr>
+        <w:spacing w:line="259" w:lineRule="auto" w:after="60"/>
         <w:jc w:val="left"/>
       </w:pPr>
       <w:r>
@@ -1329,6 +1390,7 @@
     </w:p>
     <w:p>
       <w:pPr>
+        <w:spacing w:line="259" w:lineRule="auto" w:after="60"/>
         <w:jc w:val="left"/>
       </w:pPr>
       <w:r>
@@ -1336,13 +1398,58 @@
       </w:r>
     </w:p>
     <w:sectPr>
+      <w:headerReference w:type="default" r:id="rId9"/>
+      <w:footerReference w:type="default" r:id="rId10"/>
       <w:pgSz w:w="11906" w:h="16838"/>
-      <w:pgMar w:top="1417" w:right="1417" w:bottom="1417" w:left="1417" w:header="720" w:footer="720" w:gutter="0"/>
+      <w:pgMar w:top="1191" w:right="1247" w:bottom="1134" w:left="1361" w:header="720" w:footer="720" w:gutter="0"/>
       <w:cols w:space="720"/>
       <w:docGrid w:linePitch="360"/>
     </w:sectPr>
   </w:body>
 </w:document>
+</file>
+
+<file path=word/footer1.xml><?xml version="1.0" encoding="utf-8"?>
+<w:ftr xmlns:m="http://schemas.openxmlformats.org/officeDocument/2006/math" xmlns:mc="http://schemas.openxmlformats.org/markup-compatibility/2006" xmlns:mo="http://schemas.microsoft.com/office/mac/office/2008/main" xmlns:mv="urn:schemas-microsoft-com:mac:vml" xmlns:o="urn:schemas-microsoft-com:office:office" xmlns:r="http://schemas.openxmlformats.org/officeDocument/2006/relationships" xmlns:v="urn:schemas-microsoft-com:vml" xmlns:w10="urn:schemas-microsoft-com:office:word" xmlns:w14="http://schemas.microsoft.com/office/word/2010/wordml" xmlns:w="http://schemas.openxmlformats.org/wordprocessingml/2006/main" xmlns:wne="http://schemas.microsoft.com/office/word/2006/wordml" xmlns:wp14="http://schemas.microsoft.com/office/word/2010/wordprocessingDrawing" xmlns:wp="http://schemas.openxmlformats.org/drawingml/2006/wordprocessingDrawing" xmlns:wpc="http://schemas.microsoft.com/office/word/2010/wordprocessingCanvas" xmlns:wpg="http://schemas.microsoft.com/office/word/2010/wordprocessingGroup" xmlns:wpi="http://schemas.microsoft.com/office/word/2010/wordprocessingInk" xmlns:wps="http://schemas.microsoft.com/office/word/2010/wordprocessingShape" mc:Ignorable="w14 wp14">
+  <w:p>
+    <w:pPr>
+      <w:pStyle w:val="Footer"/>
+      <w:jc w:val="left"/>
+    </w:pPr>
+    <w:r/>
+    <w:r>
+      <w:rPr>
+        <w:rFonts w:ascii="Times New Roman" w:hAnsi="Times New Roman"/>
+        <w:b w:val="0"/>
+        <w:color w:val="777777"/>
+        <w:sz w:val="17"/>
+      </w:rPr>
+      <w:t>Vertraulich | Bearbeitungsstand Juli 2026 | nur zur Aktenbearbeitung</w:t>
+    </w:r>
+  </w:p>
+</w:ftr>
+</file>
+
+<file path=word/header1.xml><?xml version="1.0" encoding="utf-8"?>
+<w:hdr xmlns:m="http://schemas.openxmlformats.org/officeDocument/2006/math" xmlns:mc="http://schemas.openxmlformats.org/markup-compatibility/2006" xmlns:mo="http://schemas.microsoft.com/office/mac/office/2008/main" xmlns:mv="urn:schemas-microsoft-com:mac:vml" xmlns:o="urn:schemas-microsoft-com:office:office" xmlns:r="http://schemas.openxmlformats.org/officeDocument/2006/relationships" xmlns:v="urn:schemas-microsoft-com:vml" xmlns:w10="urn:schemas-microsoft-com:office:word" xmlns:w14="http://schemas.microsoft.com/office/word/2010/wordml" xmlns:w="http://schemas.openxmlformats.org/wordprocessingml/2006/main" xmlns:wne="http://schemas.microsoft.com/office/word/2006/wordml" xmlns:wp14="http://schemas.microsoft.com/office/word/2010/wordprocessingDrawing" xmlns:wp="http://schemas.openxmlformats.org/drawingml/2006/wordprocessingDrawing" xmlns:wpc="http://schemas.microsoft.com/office/word/2010/wordprocessingCanvas" xmlns:wpg="http://schemas.microsoft.com/office/word/2010/wordprocessingGroup" xmlns:wpi="http://schemas.microsoft.com/office/word/2010/wordprocessingInk" xmlns:wps="http://schemas.microsoft.com/office/word/2010/wordprocessingShape" mc:Ignorable="w14 wp14">
+  <w:p>
+    <w:pPr>
+      <w:pStyle w:val="Header"/>
+      <w:jc w:val="left"/>
+    </w:pPr>
+    <w:r/>
+    <w:r>
+      <w:rPr>
+        <w:rFonts w:ascii="Times New Roman" w:hAnsi="Times New Roman"/>
+        <w:b w:val="0"/>
+        <w:i w:val="0"/>
+        <w:color w:val="666666"/>
+        <w:sz w:val="17"/>
+      </w:rPr>
+      <w:t>Lindenhof und Partner mbB | Insolvenz- und Restrukturierungsakte | Bearbeitungsstand Juli 2026</w:t>
+    </w:r>
+  </w:p>
+</w:hdr>
 </file>
 
 <file path=word/numbering.xml><?xml version="1.0" encoding="utf-8"?>
@@ -2059,11 +2166,12 @@
       <w:contextualSpacing/>
     </w:pPr>
     <w:rPr>
-      <w:rFonts w:asciiTheme="majorHAnsi" w:eastAsiaTheme="majorEastAsia" w:hAnsiTheme="majorHAnsi" w:cstheme="majorBidi"/>
+      <w:rFonts w:asciiTheme="majorHAnsi" w:eastAsiaTheme="majorEastAsia" w:hAnsiTheme="majorHAnsi" w:cstheme="majorBidi" w:ascii="Times New Roman" w:hAnsi="Times New Roman"/>
+      <w:b/>
       <w:color w:val="17365D" w:themeColor="text2" w:themeShade="BF"/>
       <w:spacing w:val="5"/>
       <w:kern w:val="28"/>
-      <w:sz w:val="52"/>
+      <w:sz w:val="30"/>
       <w:szCs w:val="52"/>
     </w:rPr>
   </w:style>
